--- a/tillsyn/A 38453-2026 tillsynsbegäran.docx
+++ b/tillsyn/A 38453-2026 tillsynsbegäran.docx
@@ -1682,7 +1682,7 @@
     <w:r>
       <w:tab/>
       <w:tab/>
-      <w:t>2026-09-19</w:t>
+      <w:t>2026-09-21</w:t>
       <w:br/>
       <w:br/>
     </w:r>

--- a/tillsyn/A 38453-2026 tillsynsbegäran.docx
+++ b/tillsyn/A 38453-2026 tillsynsbegäran.docx
@@ -12,7 +12,7 @@
     </w:p>
     <w:p>
       <w:r>
-        <w:t>Denna tillsynsbegäran behandlar höga naturvärden i avverkningsanmälan A 38453-2026 i Arjeplogs kommun som inkom 2026-09-17 och omfattar 13,8 ha.</w:t>
+        <w:t>Denna tillsynsbegäran behandlar höga naturvärden i avverkningsanmälan A 38453-2026 i Arjeplogs kommun som inkom 2026-09-17 och omfattar 13,0 ha.</w:t>
       </w:r>
     </w:p>
     <w:p>
@@ -22,7 +22,7 @@
       <w:r>
         <w:drawing>
           <wp:inline xmlns:a="http://schemas.openxmlformats.org/drawingml/2006/main" xmlns:pic="http://schemas.openxmlformats.org/drawingml/2006/picture">
-            <wp:extent cx="5238148" cy="5724000"/>
+            <wp:extent cx="5251918" cy="5724000"/>
             <wp:docPr id="1" name="Picture 1"/>
             <wp:cNvGraphicFramePr>
               <a:graphicFrameLocks noChangeAspect="1"/>
@@ -43,7 +43,7 @@
                   <pic:spPr>
                     <a:xfrm>
                       <a:off x="0" y="0"/>
-                      <a:ext cx="5238148" cy="5724000"/>
+                      <a:ext cx="5251918" cy="5724000"/>
                     </a:xfrm>
                     <a:prstGeom prst="rect"/>
                   </pic:spPr>
@@ -60,12 +60,12 @@
         <w:spacing w:after="240"/>
       </w:pPr>
       <w:r>
-        <w:t>Figur 1. Fyndplatser för naturvårdsarter i och inom 25 meter från avverkningsanmälan. Markörer utan svart kant är placerade på fyndplatsen. Markörer med svart kant är placerade vid sidan av fyndplatsen och har ett svart streck som visar fyndplatsens exakta position. Kartans mittpunktskoordinat är N 7326595, E 607637 i SWEREF 99 TM.</w:t>
+        <w:t>Figur 1. Fyndplatser för naturvårdsarter i och inom 18 meter från avverkningsanmälan. Markörer utan svart kant är placerade på fyndplatsen. Markörer med svart kant är placerade vid sidan av fyndplatsen och har ett svart streck som visar fyndplatsens exakta position. Kartans mittpunktskoordinat är N 7326601, E 607634 i SWEREF 99 TM.</w:t>
       </w:r>
     </w:p>
     <w:p>
       <w:r>
-        <w:t>I och inom 25 meter från avverkningsanmälan finns fynd av 25 naturvårdsarter, varav 19 är rödlistade, 4 är fridlysta, 20 är typiska (T) och 5 är signalarter (S): fläckporing (VU, T), garnlav (VU, T), gräddporing (VU, T), blanksvart spiklav (NT), blågrå svartspik (NT), brunpudrad nållav (NT, T), dropptaggsvamp (NT, T), dvärgbägarlav (NT, T), knottrig blåslav (NT, T), kolflarnlav (NT, T), lavskrika (NT, T, §4), mörk kolflarnlav (NT), rosenticka (NT, T), talltita (NT, §4), tretåig hackspett (NT, T, §4), ullticka (NT, T), vedflamlav (NT), vedskivlav (NT, T), vedtrappmossa (NT, T), luddlav (S, T), skinnlav (S, T), stuplav (S, T), vedticka (S, T), ögonpyrola (S, T) och tjäder (T, §4). Se Figur 1.</w:t>
+        <w:t>I och inom 18 meter från avverkningsanmälan finns fynd av 22 naturvårdsarter, varav 18 är rödlistade, 4 är fridlysta, 17 är typiska (T) och 3 är signalarter (S): fläckporing (VU, T), garnlav (VU, T), gräddporing (VU, T), blanksvart spiklav (NT), blågrå svartspik (NT), brunpudrad nållav (NT, T), dropptaggsvamp (NT, T), dvärgbägarlav (NT, T), knottrig blåslav (NT, T), kolflarnlav (NT, T), lavskrika (NT, T, §4), mörk kolflarnlav (NT), talltita (NT, §4), tretåig hackspett (NT, T, §4), ullticka (NT, T), vedflamlav (NT), vedskivlav (NT, T), vedtrappmossa (NT, T), luddlav (S, T), vedticka (S, T), ögonpyrola (S, T) och tjäder (T, §4). Se Figur 1.</w:t>
       </w:r>
     </w:p>
     <w:p>
@@ -342,35 +342,6 @@
         <w:rPr>
           <w:b/>
         </w:rPr>
-        <w:t>Rosenticka (NT)</w:t>
-      </w:r>
-      <w:r>
-        <w:t xml:space="preserve">, rödlistad som nära hotad, ingår i en karaktäristisk association av vedsvampar som växer på gamla, grova granlågor i urskogsartade barrskogar. Den är placerad i toppen av Skogsstyrelsens värdepyramid för bedömning av skog med höga naturvärden och indikerar ett granskogsekosystem med långvarig kontinuitet av grova lågor. Artens beroende av grova granlågor innebär att alla skogsskötselåtgärder på eller i omedelbar närhet av lokalerna utgör ett hot på lång sikt. Det är angeläget att populationerna inte ytterligare glesas ut och ett tillräckligt antal områden där arten nu finns måste sparas för framtiden. Rosenticka är typisk art för </w:t>
-      </w:r>
-      <w:r>
-        <w:rPr>
-          <w:i/>
-        </w:rPr>
-        <w:t xml:space="preserve">9010 Taiga </w:t>
-      </w:r>
-      <w:r>
-        <w:t xml:space="preserve">och </w:t>
-      </w:r>
-      <w:r>
-        <w:rPr>
-          <w:i/>
-        </w:rPr>
-        <w:t>9050 Näringsrik granskog</w:t>
-      </w:r>
-      <w:r>
-        <w:t xml:space="preserve"> (Nitare &amp; Skogsstyrelsen, 2019; SLU Artdatabanken, 2024).</w:t>
-      </w:r>
-    </w:p>
-    <w:p>
-      <w:r>
-        <w:rPr>
-          <w:b/>
-        </w:rPr>
         <w:t>Talltita (NT, §4)</w:t>
       </w:r>
       <w:r>
@@ -558,91 +529,6 @@
       </w:r>
       <w:r>
         <w:t>(Nitare &amp; Skogsstyrelsen, 2019; SLU Artdatabanken, 2025).</w:t>
-      </w:r>
-    </w:p>
-    <w:p>
-      <w:r>
-        <w:rPr>
-          <w:b/>
-        </w:rPr>
-        <w:t xml:space="preserve">Skinnlav </w:t>
-      </w:r>
-      <w:r>
-        <w:t xml:space="preserve">förekommer på diverse lövträd, främst på gammal asp och sälg. Den påträffas främst i områden med lång kontinuitet av grova lövträd och signalerar skogsmark med höga naturvärden. På lokalerna förekommer som regel ett flertal andra ovanliga eller rödlistade lavar. I likhet med gelélavarna, etablerar sig skinnlaven i skogsmark på grova aspar i sena lövsuccessioner. Skinnlav är typisk art för </w:t>
-      </w:r>
-      <w:r>
-        <w:rPr>
-          <w:i/>
-        </w:rPr>
-        <w:t xml:space="preserve">9010 Taiga, 9020 Nordlig ädellövskog </w:t>
-      </w:r>
-      <w:r>
-        <w:t xml:space="preserve">och </w:t>
-      </w:r>
-      <w:r>
-        <w:rPr>
-          <w:i/>
-        </w:rPr>
-        <w:t xml:space="preserve">9070 Trädklädd betesmark </w:t>
-      </w:r>
-      <w:r>
-        <w:t>(Nitare &amp; Skogsstyrelsen, 2019; SLU Artdatabanken, 2025).</w:t>
-      </w:r>
-    </w:p>
-    <w:p>
-      <w:r>
-        <w:rPr>
-          <w:b/>
-        </w:rPr>
-        <w:t>Stuplav</w:t>
-      </w:r>
-      <w:r>
-        <w:t xml:space="preserve"> är en mycket bra signalart i hela sitt utbredningsområde och förekommer nästan enbart i skogsmiljöer med höga naturvärden. Den indikerar långvarig förekomst av gamla lövträd och miljöer med konstant hög luftfuktighet. I skogar med suboceaniskt klimat finns det en mycket sällsynt parasit, njurlavsknapp </w:t>
-      </w:r>
-      <w:r>
-        <w:rPr>
-          <w:i/>
-        </w:rPr>
-        <w:t>Pletocarpon nephromeum</w:t>
-      </w:r>
-      <w:r>
-        <w:t xml:space="preserve"> (EN), som växer på stuplav. Ytterligare tre sällsynta lavparasiter, </w:t>
-      </w:r>
-      <w:r>
-        <w:rPr>
-          <w:i/>
-        </w:rPr>
-        <w:t>Protounguicularia nephromatis</w:t>
-      </w:r>
-      <w:r>
-        <w:t xml:space="preserve"> (VU), </w:t>
-      </w:r>
-      <w:r>
-        <w:rPr>
-          <w:i/>
-        </w:rPr>
-        <w:t>Refractohilum galligenum</w:t>
-      </w:r>
-      <w:r>
-        <w:t xml:space="preserve"> (NT) och </w:t>
-      </w:r>
-      <w:r>
-        <w:rPr>
-          <w:i/>
-        </w:rPr>
-        <w:t>Roselliniella nephromatis</w:t>
-      </w:r>
-      <w:r>
-        <w:t xml:space="preserve"> (DD), kan också påträffas på stuplav. Stuplav är typisk art för </w:t>
-      </w:r>
-      <w:r>
-        <w:rPr>
-          <w:i/>
-        </w:rPr>
-        <w:t>9010 Taiga</w:t>
-      </w:r>
-      <w:r>
-        <w:t xml:space="preserve"> (SLU Artdatabanken, 2026; Nitare &amp; Skogsstyrelsen, 2019).</w:t>
       </w:r>
     </w:p>
     <w:p>
@@ -760,7 +646,7 @@
     </w:p>
     <w:p>
       <w:r>
-        <w:t>Följande typiska arter har sina livsmiljöer och växtplatser i den avverkningsanmälda skogen: fläckporing (VU, T), garnlav (VU, T), gräddporing (VU, T), brunpudrad nållav (NT, T), dropptaggsvamp (NT, T), dvärgbägarlav (NT, T), knottrig blåslav (NT, T), kolflarnlav (NT, T), lavskrika (NT, T, §4), rosenticka (NT, T), tretåig hackspett (NT, T, §4), ullticka (NT, T), vedskivlav (NT, T), vedtrappmossa (NT, T), luddlav (S, T), skinnlav (S, T), stuplav (S, T), vedticka (S, T), ögonpyrola (S, T) och tjäder (T, §4).</w:t>
+        <w:t>Följande typiska arter har sina livsmiljöer och växtplatser i den avverkningsanmälda skogen: fläckporing (VU, T), garnlav (VU, T), gräddporing (VU, T), brunpudrad nållav (NT, T), dropptaggsvamp (NT, T), dvärgbägarlav (NT, T), knottrig blåslav (NT, T), kolflarnlav (NT, T), lavskrika (NT, T, §4), tretåig hackspett (NT, T, §4), ullticka (NT, T), vedskivlav (NT, T), vedtrappmossa (NT, T), luddlav (S, T), vedticka (S, T), ögonpyrola (S, T) och tjäder (T, §4).</w:t>
       </w:r>
     </w:p>
     <w:p>
@@ -1682,7 +1568,7 @@
     <w:r>
       <w:tab/>
       <w:tab/>
-      <w:t>2026-09-21</w:t>
+      <w:t>2026-09-23</w:t>
       <w:br/>
       <w:br/>
     </w:r>

--- a/tillsyn/A 38453-2026 tillsynsbegäran.docx
+++ b/tillsyn/A 38453-2026 tillsynsbegäran.docx
@@ -1568,7 +1568,7 @@
     <w:r>
       <w:tab/>
       <w:tab/>
-      <w:t>2026-09-23</w:t>
+      <w:t>2026-09-24</w:t>
       <w:br/>
       <w:br/>
     </w:r>

--- a/tillsyn/A 38453-2026 tillsynsbegäran.docx
+++ b/tillsyn/A 38453-2026 tillsynsbegäran.docx
@@ -1568,7 +1568,7 @@
     <w:r>
       <w:tab/>
       <w:tab/>
-      <w:t>2026-09-24</w:t>
+      <w:t>2026-09-25</w:t>
       <w:br/>
       <w:br/>
     </w:r>

--- a/tillsyn/A 38453-2026 tillsynsbegäran.docx
+++ b/tillsyn/A 38453-2026 tillsynsbegäran.docx
@@ -1568,7 +1568,7 @@
     <w:r>
       <w:tab/>
       <w:tab/>
-      <w:t>2026-09-25</w:t>
+      <w:t>2026-09-26</w:t>
       <w:br/>
       <w:br/>
     </w:r>

--- a/tillsyn/A 38453-2026 tillsynsbegäran.docx
+++ b/tillsyn/A 38453-2026 tillsynsbegäran.docx
@@ -1568,7 +1568,7 @@
     <w:r>
       <w:tab/>
       <w:tab/>
-      <w:t>2026-09-26</w:t>
+      <w:t>2026-09-27</w:t>
       <w:br/>
       <w:br/>
     </w:r>

--- a/tillsyn/A 38453-2026 tillsynsbegäran.docx
+++ b/tillsyn/A 38453-2026 tillsynsbegäran.docx
@@ -1568,7 +1568,7 @@
     <w:r>
       <w:tab/>
       <w:tab/>
-      <w:t>2026-09-27</w:t>
+      <w:t>2026-09-28</w:t>
       <w:br/>
       <w:br/>
     </w:r>

--- a/tillsyn/A 38453-2026 tillsynsbegäran.docx
+++ b/tillsyn/A 38453-2026 tillsynsbegäran.docx
@@ -1568,7 +1568,7 @@
     <w:r>
       <w:tab/>
       <w:tab/>
-      <w:t>2026-09-28</w:t>
+      <w:t>2026-09-29</w:t>
       <w:br/>
       <w:br/>
     </w:r>

--- a/tillsyn/A 38453-2026 tillsynsbegäran.docx
+++ b/tillsyn/A 38453-2026 tillsynsbegäran.docx
@@ -1568,7 +1568,7 @@
     <w:r>
       <w:tab/>
       <w:tab/>
-      <w:t>2026-09-29</w:t>
+      <w:t>2026-09-30</w:t>
       <w:br/>
       <w:br/>
     </w:r>

--- a/tillsyn/A 38453-2026 tillsynsbegäran.docx
+++ b/tillsyn/A 38453-2026 tillsynsbegäran.docx
@@ -1568,7 +1568,7 @@
     <w:r>
       <w:tab/>
       <w:tab/>
-      <w:t>2026-09-30</w:t>
+      <w:t>2026-10-01</w:t>
       <w:br/>
       <w:br/>
     </w:r>

--- a/tillsyn/A 38453-2026 tillsynsbegäran.docx
+++ b/tillsyn/A 38453-2026 tillsynsbegäran.docx
@@ -1568,7 +1568,7 @@
     <w:r>
       <w:tab/>
       <w:tab/>
-      <w:t>2026-10-01</w:t>
+      <w:t>2026-10-02</w:t>
       <w:br/>
       <w:br/>
     </w:r>

--- a/tillsyn/A 38453-2026 tillsynsbegäran.docx
+++ b/tillsyn/A 38453-2026 tillsynsbegäran.docx
@@ -1568,7 +1568,7 @@
     <w:r>
       <w:tab/>
       <w:tab/>
-      <w:t>2026-10-02</w:t>
+      <w:t>2026-10-03</w:t>
       <w:br/>
       <w:br/>
     </w:r>

--- a/tillsyn/A 38453-2026 tillsynsbegäran.docx
+++ b/tillsyn/A 38453-2026 tillsynsbegäran.docx
@@ -1568,7 +1568,7 @@
     <w:r>
       <w:tab/>
       <w:tab/>
-      <w:t>2026-10-03</w:t>
+      <w:t>2026-10-04</w:t>
       <w:br/>
       <w:br/>
     </w:r>

--- a/tillsyn/A 38453-2026 tillsynsbegäran.docx
+++ b/tillsyn/A 38453-2026 tillsynsbegäran.docx
@@ -1568,7 +1568,7 @@
     <w:r>
       <w:tab/>
       <w:tab/>
-      <w:t>2026-10-04</w:t>
+      <w:t>2026-10-05</w:t>
       <w:br/>
       <w:br/>
     </w:r>

--- a/tillsyn/A 38453-2026 tillsynsbegäran.docx
+++ b/tillsyn/A 38453-2026 tillsynsbegäran.docx
@@ -1568,7 +1568,7 @@
     <w:r>
       <w:tab/>
       <w:tab/>
-      <w:t>2026-10-05</w:t>
+      <w:t>2026-10-06</w:t>
       <w:br/>
       <w:br/>
     </w:r>

--- a/tillsyn/A 38453-2026 tillsynsbegäran.docx
+++ b/tillsyn/A 38453-2026 tillsynsbegäran.docx
@@ -1568,7 +1568,7 @@
     <w:r>
       <w:tab/>
       <w:tab/>
-      <w:t>2026-10-06</w:t>
+      <w:t>2026-10-07</w:t>
       <w:br/>
       <w:br/>
     </w:r>

--- a/tillsyn/A 38453-2026 tillsynsbegäran.docx
+++ b/tillsyn/A 38453-2026 tillsynsbegäran.docx
@@ -1568,7 +1568,7 @@
     <w:r>
       <w:tab/>
       <w:tab/>
-      <w:t>2026-10-07</w:t>
+      <w:t>2026-10-08</w:t>
       <w:br/>
       <w:br/>
     </w:r>

--- a/tillsyn/A 38453-2026 tillsynsbegäran.docx
+++ b/tillsyn/A 38453-2026 tillsynsbegäran.docx
@@ -1568,7 +1568,7 @@
     <w:r>
       <w:tab/>
       <w:tab/>
-      <w:t>2026-10-08</w:t>
+      <w:t>2026-10-09</w:t>
       <w:br/>
       <w:br/>
     </w:r>

--- a/tillsyn/A 38453-2026 tillsynsbegäran.docx
+++ b/tillsyn/A 38453-2026 tillsynsbegäran.docx
@@ -1568,7 +1568,7 @@
     <w:r>
       <w:tab/>
       <w:tab/>
-      <w:t>2026-10-09</w:t>
+      <w:t>2026-10-10</w:t>
       <w:br/>
       <w:br/>
     </w:r>

--- a/tillsyn/A 38453-2026 tillsynsbegäran.docx
+++ b/tillsyn/A 38453-2026 tillsynsbegäran.docx
@@ -1568,7 +1568,7 @@
     <w:r>
       <w:tab/>
       <w:tab/>
-      <w:t>2026-10-10</w:t>
+      <w:t>2026-10-11</w:t>
       <w:br/>
       <w:br/>
     </w:r>

--- a/tillsyn/A 38453-2026 tillsynsbegäran.docx
+++ b/tillsyn/A 38453-2026 tillsynsbegäran.docx
@@ -1568,7 +1568,7 @@
     <w:r>
       <w:tab/>
       <w:tab/>
-      <w:t>2026-10-11</w:t>
+      <w:t>2026-10-12</w:t>
       <w:br/>
       <w:br/>
     </w:r>

--- a/tillsyn/A 38453-2026 tillsynsbegäran.docx
+++ b/tillsyn/A 38453-2026 tillsynsbegäran.docx
@@ -1568,7 +1568,7 @@
     <w:r>
       <w:tab/>
       <w:tab/>
-      <w:t>2026-10-12</w:t>
+      <w:t>2026-10-13</w:t>
       <w:br/>
       <w:br/>
     </w:r>

--- a/tillsyn/A 38453-2026 tillsynsbegäran.docx
+++ b/tillsyn/A 38453-2026 tillsynsbegäran.docx
@@ -1568,7 +1568,7 @@
     <w:r>
       <w:tab/>
       <w:tab/>
-      <w:t>2026-10-13</w:t>
+      <w:t>2026-10-14</w:t>
       <w:br/>
       <w:br/>
     </w:r>

--- a/tillsyn/A 38453-2026 tillsynsbegäran.docx
+++ b/tillsyn/A 38453-2026 tillsynsbegäran.docx
@@ -1568,7 +1568,7 @@
     <w:r>
       <w:tab/>
       <w:tab/>
-      <w:t>2026-10-14</w:t>
+      <w:t>2026-10-15</w:t>
       <w:br/>
       <w:br/>
     </w:r>

--- a/tillsyn/A 38453-2026 tillsynsbegäran.docx
+++ b/tillsyn/A 38453-2026 tillsynsbegäran.docx
@@ -1568,7 +1568,7 @@
     <w:r>
       <w:tab/>
       <w:tab/>
-      <w:t>2026-10-15</w:t>
+      <w:t>2026-10-16</w:t>
       <w:br/>
       <w:br/>
     </w:r>

--- a/tillsyn/A 38453-2026 tillsynsbegäran.docx
+++ b/tillsyn/A 38453-2026 tillsynsbegäran.docx
@@ -1568,7 +1568,7 @@
     <w:r>
       <w:tab/>
       <w:tab/>
-      <w:t>2026-10-16</w:t>
+      <w:t>2026-10-17</w:t>
       <w:br/>
       <w:br/>
     </w:r>

--- a/tillsyn/A 38453-2026 tillsynsbegäran.docx
+++ b/tillsyn/A 38453-2026 tillsynsbegäran.docx
@@ -1568,7 +1568,7 @@
     <w:r>
       <w:tab/>
       <w:tab/>
-      <w:t>2026-10-17</w:t>
+      <w:t>2026-10-18</w:t>
       <w:br/>
       <w:br/>
     </w:r>

--- a/tillsyn/A 38453-2026 tillsynsbegäran.docx
+++ b/tillsyn/A 38453-2026 tillsynsbegäran.docx
@@ -1568,7 +1568,7 @@
     <w:r>
       <w:tab/>
       <w:tab/>
-      <w:t>2026-10-18</w:t>
+      <w:t>2026-10-19</w:t>
       <w:br/>
       <w:br/>
     </w:r>

--- a/tillsyn/A 38453-2026 tillsynsbegäran.docx
+++ b/tillsyn/A 38453-2026 tillsynsbegäran.docx
@@ -1568,7 +1568,7 @@
     <w:r>
       <w:tab/>
       <w:tab/>
-      <w:t>2026-10-19</w:t>
+      <w:t>2026-10-20</w:t>
       <w:br/>
       <w:br/>
     </w:r>

--- a/tillsyn/A 38453-2026 tillsynsbegäran.docx
+++ b/tillsyn/A 38453-2026 tillsynsbegäran.docx
@@ -1568,7 +1568,7 @@
     <w:r>
       <w:tab/>
       <w:tab/>
-      <w:t>2026-10-20</w:t>
+      <w:t>2026-10-21</w:t>
       <w:br/>
       <w:br/>
     </w:r>

--- a/tillsyn/A 38453-2026 tillsynsbegäran.docx
+++ b/tillsyn/A 38453-2026 tillsynsbegäran.docx
@@ -1568,7 +1568,7 @@
     <w:r>
       <w:tab/>
       <w:tab/>
-      <w:t>2026-10-21</w:t>
+      <w:t>2026-10-22</w:t>
       <w:br/>
       <w:br/>
     </w:r>

--- a/tillsyn/A 38453-2026 tillsynsbegäran.docx
+++ b/tillsyn/A 38453-2026 tillsynsbegäran.docx
@@ -1568,7 +1568,7 @@
     <w:r>
       <w:tab/>
       <w:tab/>
-      <w:t>2026-10-22</w:t>
+      <w:t>2026-10-23</w:t>
       <w:br/>
       <w:br/>
     </w:r>

--- a/tillsyn/A 38453-2026 tillsynsbegäran.docx
+++ b/tillsyn/A 38453-2026 tillsynsbegäran.docx
@@ -1568,7 +1568,7 @@
     <w:r>
       <w:tab/>
       <w:tab/>
-      <w:t>2026-10-23</w:t>
+      <w:t>2026-10-24</w:t>
       <w:br/>
       <w:br/>
     </w:r>

--- a/tillsyn/A 38453-2026 tillsynsbegäran.docx
+++ b/tillsyn/A 38453-2026 tillsynsbegäran.docx
@@ -1568,7 +1568,7 @@
     <w:r>
       <w:tab/>
       <w:tab/>
-      <w:t>2026-10-24</w:t>
+      <w:t>2026-10-25</w:t>
       <w:br/>
       <w:br/>
     </w:r>

--- a/tillsyn/A 38453-2026 tillsynsbegäran.docx
+++ b/tillsyn/A 38453-2026 tillsynsbegäran.docx
@@ -1568,7 +1568,7 @@
     <w:r>
       <w:tab/>
       <w:tab/>
-      <w:t>2026-10-25</w:t>
+      <w:t>2026-10-26</w:t>
       <w:br/>
       <w:br/>
     </w:r>

--- a/tillsyn/A 38453-2026 tillsynsbegäran.docx
+++ b/tillsyn/A 38453-2026 tillsynsbegäran.docx
@@ -1568,7 +1568,7 @@
     <w:r>
       <w:tab/>
       <w:tab/>
-      <w:t>2026-10-26</w:t>
+      <w:t>2026-10-27</w:t>
       <w:br/>
       <w:br/>
     </w:r>

--- a/tillsyn/A 38453-2026 tillsynsbegäran.docx
+++ b/tillsyn/A 38453-2026 tillsynsbegäran.docx
@@ -1568,7 +1568,7 @@
     <w:r>
       <w:tab/>
       <w:tab/>
-      <w:t>2026-10-27</w:t>
+      <w:t>2026-10-28</w:t>
       <w:br/>
       <w:br/>
     </w:r>

--- a/tillsyn/A 38453-2026 tillsynsbegäran.docx
+++ b/tillsyn/A 38453-2026 tillsynsbegäran.docx
@@ -1568,7 +1568,7 @@
     <w:r>
       <w:tab/>
       <w:tab/>
-      <w:t>2026-10-28</w:t>
+      <w:t>2026-10-29</w:t>
       <w:br/>
       <w:br/>
     </w:r>

--- a/tillsyn/A 38453-2026 tillsynsbegäran.docx
+++ b/tillsyn/A 38453-2026 tillsynsbegäran.docx
@@ -1568,7 +1568,7 @@
     <w:r>
       <w:tab/>
       <w:tab/>
-      <w:t>2026-10-29</w:t>
+      <w:t>2026-10-31</w:t>
       <w:br/>
       <w:br/>
     </w:r>
